--- a/AI_for_Finance_Course/Syllabus/AI_for_Finance_Syllabus.docx
+++ b/AI_for_Finance_Course/Syllabus/AI_for_Finance_Syllabus.docx
@@ -1106,7 +1106,7 @@
           </w:tcPr>
           <w:p>
             <w:r>
-              <w:t xml:space="preserve">Comprehensive exam (100 MCQ, 3 hours)</w:t>
+              <w:t>Final certification test (60 questions, 90 minutes)</w:t>
             </w:r>
           </w:p>
         </w:tc>
@@ -2824,68 +2824,58 @@
         <w:spacing w:after="120"/>
       </w:pPr>
       <w:r>
-        <w:t xml:space="preserve">The Proxiant Certified AI Professional (PCAP (Proxiant Certified AI Professional)) credential is earned by successfully completing the course and passing the final certification exam. The exam is a computer-based test administered online.</w:t>
-      </w:r>
-    </w:p>
-    <w:p>
-      <w:r>
-        <w:rPr>
-          <w:b/>
-          <w:bCs/>
-        </w:rPr>
-        <w:t xml:space="preserve">Format: </w:t>
-      </w:r>
-      <w:r>
-        <w:t xml:space="preserve">100 multiple choice questions</w:t>
-      </w:r>
-    </w:p>
-    <w:p>
-      <w:r>
-        <w:rPr>
-          <w:b/>
-          <w:bCs/>
-        </w:rPr>
-        <w:t xml:space="preserve">Duration: </w:t>
-      </w:r>
-      <w:r>
-        <w:t xml:space="preserve">3 hours</w:t>
-      </w:r>
-    </w:p>
-    <w:p>
-      <w:r>
-        <w:rPr>
-          <w:b/>
-          <w:bCs/>
-        </w:rPr>
-        <w:t xml:space="preserve">Passing Score: </w:t>
-      </w:r>
-      <w:r>
-        <w:t xml:space="preserve">70% (70 correct answers)</w:t>
-      </w:r>
-    </w:p>
-    <w:p>
-      <w:r>
-        <w:rPr>
-          <w:b/>
-          <w:bCs/>
-        </w:rPr>
-        <w:t xml:space="preserve">Validity Period: </w:t>
-      </w:r>
-      <w:r>
-        <w:t xml:space="preserve">3 years</w:t>
-      </w:r>
-    </w:p>
-    <w:p>
-      <w:r>
-        <w:rPr>
-          <w:b/>
-          <w:bCs/>
-        </w:rPr>
-        <w:t xml:space="preserve">Exam Fee: </w:t>
-      </w:r>
-      <w:r>
-        <w:t xml:space="preserve">$199</w:t>
-      </w:r>
+        <w:t>The course includes a final certification test administered online; passing it completes the program. Graduates may then sit the PCAP (Proxiant Certified AI Professional) exam, a separate credential.</w:t>
+      </w:r>
+    </w:p>
+    <w:p>
+      <w:r>
+        <w:rPr>
+          <w:b/>
+          <w:bCs/>
+        </w:rPr>
+        <w:t>Final certification test: 60 questions, 90 minutes, 70% to pass</w:t>
+      </w:r>
+      <w:r/>
+    </w:p>
+    <w:p>
+      <w:r>
+        <w:rPr>
+          <w:b/>
+          <w:bCs/>
+        </w:rPr>
+        <w:t>Graduates also qualify to sit the PCAP exam (100 MCQ, 3 hours, $199, valid 3 years).</w:t>
+      </w:r>
+      <w:r/>
+    </w:p>
+    <w:p>
+      <w:r>
+        <w:rPr>
+          <w:b/>
+          <w:bCs/>
+        </w:rPr>
+        <w:t>PCAP passing score: 70%</w:t>
+      </w:r>
+      <w:r/>
+    </w:p>
+    <w:p>
+      <w:r>
+        <w:rPr>
+          <w:b/>
+          <w:bCs/>
+        </w:rPr>
+        <w:t>PCAP validity period: 3 years</w:t>
+      </w:r>
+      <w:r/>
+    </w:p>
+    <w:p>
+      <w:r>
+        <w:rPr>
+          <w:b/>
+          <w:bCs/>
+        </w:rPr>
+        <w:t>PCAP exam fee: $199 (not included in course tuition)</w:t>
+      </w:r>
+      <w:r/>
     </w:p>
     <w:p>
       <w:r>
@@ -3052,12 +3042,16 @@
         <w:spacing w:after="120"/>
       </w:pPr>
       <w:r>
-        <w:t xml:space="preserve">For information about refunds, course transfers, or other enrollment-related questions, please contact our enrollment team at enrollment@proxiant.com.</w:t>
+        <w:t>For information about refunds, course transfers, or other enrollment-related questions, please contact our enrollment team at info@proxiant.com.</w:t>
       </w:r>
     </w:p>
     <w:sectPr>
       <w:headerReference w:type="default" r:id="rId6"/>
       <w:footerReference w:type="default" r:id="rId7"/>
+      <w:headerReference w:type="first" r:id="rId9"/>
+      <w:footerReference w:type="first" r:id="rId10"/>
+      <w:headerReference w:type="even" r:id="rId11"/>
+      <w:footerReference w:type="even" r:id="rId12"/>
       <w:pgSz w:w="11906" w:h="16838" w:orient="portrait"/>
       <w:pgMar w:top="1440" w:right="1440" w:bottom="1440" w:left="1440" w:header="708" w:footer="708" w:gutter="0"/>
       <w:pgNumType/>
@@ -3078,8 +3072,28 @@
       <w:jc w:val="center"/>
     </w:pPr>
     <w:r>
-      <w:t xml:space="preserve">www.proxiant.com</w:t>
+      <w:t>proxiant.ai</w:t>
     </w:r>
+  </w:p>
+</w:ftr>
+</file>
+
+<file path=word/footer2.xml><?xml version="1.0" encoding="utf-8"?>
+<w:ftr xmlns:m="http://schemas.openxmlformats.org/officeDocument/2006/math" xmlns:mc="http://schemas.openxmlformats.org/markup-compatibility/2006" xmlns:mo="http://schemas.microsoft.com/office/mac/office/2008/main" xmlns:mv="urn:schemas-microsoft-com:mac:vml" xmlns:o="urn:schemas-microsoft-com:office:office" xmlns:r="http://schemas.openxmlformats.org/officeDocument/2006/relationships" xmlns:v="urn:schemas-microsoft-com:vml" xmlns:w10="urn:schemas-microsoft-com:office:word" xmlns:w14="http://schemas.microsoft.com/office/word/2010/wordml" xmlns:w="http://schemas.openxmlformats.org/wordprocessingml/2006/main" xmlns:wne="http://schemas.microsoft.com/office/word/2006/wordml" xmlns:wp14="http://schemas.microsoft.com/office/word/2010/wordprocessingDrawing" xmlns:wp="http://schemas.openxmlformats.org/drawingml/2006/wordprocessingDrawing" xmlns:wpc="http://schemas.microsoft.com/office/word/2010/wordprocessingCanvas" xmlns:wpg="http://schemas.microsoft.com/office/word/2010/wordprocessingGroup" xmlns:wpi="http://schemas.microsoft.com/office/word/2010/wordprocessingInk" xmlns:wps="http://schemas.microsoft.com/office/word/2010/wordprocessingShape" mc:Ignorable="w14 wp14">
+  <w:p>
+    <w:pPr>
+      <w:pStyle w:val="Footer"/>
+    </w:pPr>
+  </w:p>
+</w:ftr>
+</file>
+
+<file path=word/footer3.xml><?xml version="1.0" encoding="utf-8"?>
+<w:ftr xmlns:m="http://schemas.openxmlformats.org/officeDocument/2006/math" xmlns:mc="http://schemas.openxmlformats.org/markup-compatibility/2006" xmlns:mo="http://schemas.microsoft.com/office/mac/office/2008/main" xmlns:mv="urn:schemas-microsoft-com:mac:vml" xmlns:o="urn:schemas-microsoft-com:office:office" xmlns:r="http://schemas.openxmlformats.org/officeDocument/2006/relationships" xmlns:v="urn:schemas-microsoft-com:vml" xmlns:w10="urn:schemas-microsoft-com:office:word" xmlns:w14="http://schemas.microsoft.com/office/word/2010/wordml" xmlns:w="http://schemas.openxmlformats.org/wordprocessingml/2006/main" xmlns:wne="http://schemas.microsoft.com/office/word/2006/wordml" xmlns:wp14="http://schemas.microsoft.com/office/word/2010/wordprocessingDrawing" xmlns:wp="http://schemas.openxmlformats.org/drawingml/2006/wordprocessingDrawing" xmlns:wpc="http://schemas.microsoft.com/office/word/2010/wordprocessingCanvas" xmlns:wpg="http://schemas.microsoft.com/office/word/2010/wordprocessingGroup" xmlns:wpi="http://schemas.microsoft.com/office/word/2010/wordprocessingInk" xmlns:wps="http://schemas.microsoft.com/office/word/2010/wordprocessingShape" mc:Ignorable="w14 wp14">
+  <w:p>
+    <w:pPr>
+      <w:pStyle w:val="Footer"/>
+    </w:pPr>
   </w:p>
 </w:ftr>
 </file>
@@ -3128,8 +3142,28 @@
       <w:jc w:val="left"/>
     </w:pPr>
     <w:r>
-      <w:t xml:space="preserve">Proxiant Academy — AI for Finance Syllabus</w:t>
+      <w:t>Proxiant Academy | AI for Finance Syllabus</w:t>
     </w:r>
+  </w:p>
+</w:hdr>
+</file>
+
+<file path=word/header2.xml><?xml version="1.0" encoding="utf-8"?>
+<w:hdr xmlns:m="http://schemas.openxmlformats.org/officeDocument/2006/math" xmlns:mc="http://schemas.openxmlformats.org/markup-compatibility/2006" xmlns:mo="http://schemas.microsoft.com/office/mac/office/2008/main" xmlns:mv="urn:schemas-microsoft-com:mac:vml" xmlns:o="urn:schemas-microsoft-com:office:office" xmlns:r="http://schemas.openxmlformats.org/officeDocument/2006/relationships" xmlns:v="urn:schemas-microsoft-com:vml" xmlns:w10="urn:schemas-microsoft-com:office:word" xmlns:w14="http://schemas.microsoft.com/office/word/2010/wordml" xmlns:w="http://schemas.openxmlformats.org/wordprocessingml/2006/main" xmlns:wne="http://schemas.microsoft.com/office/word/2006/wordml" xmlns:wp14="http://schemas.microsoft.com/office/word/2010/wordprocessingDrawing" xmlns:wp="http://schemas.openxmlformats.org/drawingml/2006/wordprocessingDrawing" xmlns:wpc="http://schemas.microsoft.com/office/word/2010/wordprocessingCanvas" xmlns:wpg="http://schemas.microsoft.com/office/word/2010/wordprocessingGroup" xmlns:wpi="http://schemas.microsoft.com/office/word/2010/wordprocessingInk" xmlns:wps="http://schemas.microsoft.com/office/word/2010/wordprocessingShape" mc:Ignorable="w14 wp14">
+  <w:p>
+    <w:pPr>
+      <w:pStyle w:val="Header"/>
+    </w:pPr>
+  </w:p>
+</w:hdr>
+</file>
+
+<file path=word/header3.xml><?xml version="1.0" encoding="utf-8"?>
+<w:hdr xmlns:m="http://schemas.openxmlformats.org/officeDocument/2006/math" xmlns:mc="http://schemas.openxmlformats.org/markup-compatibility/2006" xmlns:mo="http://schemas.microsoft.com/office/mac/office/2008/main" xmlns:mv="urn:schemas-microsoft-com:mac:vml" xmlns:o="urn:schemas-microsoft-com:office:office" xmlns:r="http://schemas.openxmlformats.org/officeDocument/2006/relationships" xmlns:v="urn:schemas-microsoft-com:vml" xmlns:w10="urn:schemas-microsoft-com:office:word" xmlns:w14="http://schemas.microsoft.com/office/word/2010/wordml" xmlns:w="http://schemas.openxmlformats.org/wordprocessingml/2006/main" xmlns:wne="http://schemas.microsoft.com/office/word/2006/wordml" xmlns:wp14="http://schemas.microsoft.com/office/word/2010/wordprocessingDrawing" xmlns:wp="http://schemas.openxmlformats.org/drawingml/2006/wordprocessingDrawing" xmlns:wpc="http://schemas.microsoft.com/office/word/2010/wordprocessingCanvas" xmlns:wpg="http://schemas.microsoft.com/office/word/2010/wordprocessingGroup" xmlns:wpi="http://schemas.microsoft.com/office/word/2010/wordprocessingInk" xmlns:wps="http://schemas.microsoft.com/office/word/2010/wordprocessingShape" mc:Ignorable="w14 wp14">
+  <w:p>
+    <w:pPr>
+      <w:pStyle w:val="Header"/>
+    </w:pPr>
   </w:p>
 </w:hdr>
 </file>

--- a/AI_for_Finance_Course/Syllabus/AI_for_Finance_Syllabus.docx
+++ b/AI_for_Finance_Course/Syllabus/AI_for_Finance_Syllabus.docx
@@ -385,7 +385,7 @@
         <w:spacing w:after="120"/>
       </w:pPr>
       <w:r>
-        <w:t xml:space="preserve">AI for Finance is a comprehensive professional development program designed for finance professionals, data scientists, and technology leaders who wish to master artificial intelligence applications in the financial services industry. This intensive 6-week hybrid course combines rigorous theoretical foundations with practical implementation using industry-standard tools, frameworks, and cloud platforms. Students will learn to build, deploy, and maintain production-grade AI systems for credit risk modeling, market risk analysis, fraud detection, financial forecasting, regulatory compliance, and portfolio optimization. The curriculum integrates real-world case studies, hands-on projects with actual financial datasets, and expert instruction from seasoned practitioners with decades of combined experience. Upon completion, students will be equipped to lead AI transformation initiatives in financial organizations and will be eligible to earn the Proxiant Certified AI Professional (PCAP) credential.</w:t>
+        <w:t>AI for Finance is a comprehensive professional development program designed for finance professionals, data scientists, and technology leaders who wish to master artificial intelligence applications in the financial services industry. This intensive 6-week hybrid course combines rigorous theoretical foundations with practical implementation using industry-standard tools, frameworks, and cloud platforms. Students will learn to build, deploy, and maintain production-grade AI systems for credit risk modeling, market risk analysis, fraud detection, financial forecasting, regulatory compliance, and portfolio optimization. The curriculum integrates real-world case studies, hands-on projects with actual financial datasets, and expert instruction from seasoned practitioners with decades of combined experience. Upon completion, students will be equipped to lead AI transformation initiatives in financial organizations and will be eligible to earn the Proxiant Certified AI Professional (PCAIP) credential.</w:t>
       </w:r>
     </w:p>
     <w:p>
@@ -2816,7 +2816,7 @@
         <w:spacing w:before="240" w:after="120"/>
       </w:pPr>
       <w:r>
-        <w:t xml:space="preserve">PCAP Certification Requirements</w:t>
+        <w:t>PCAIP Certification Requirements</w:t>
       </w:r>
     </w:p>
     <w:p>
@@ -2824,7 +2824,7 @@
         <w:spacing w:after="120"/>
       </w:pPr>
       <w:r>
-        <w:t>The course includes a final certification test administered online; passing it completes the program. Graduates may then sit the PCAP (Proxiant Certified AI Professional) exam, a separate credential.</w:t>
+        <w:t>The course includes a final certification test administered online; passing it completes the program. Graduates may then sit the PCAIP (Proxiant Certified AI Professional) exam, a separate credential.</w:t>
       </w:r>
     </w:p>
     <w:p>
@@ -2843,7 +2843,7 @@
           <w:b/>
           <w:bCs/>
         </w:rPr>
-        <w:t>Graduates also qualify to sit the PCAP exam (100 MCQ, 3 hours, $199, valid 3 years).</w:t>
+        <w:t>Graduates also qualify to sit the PCAIP exam (100 MCQ, 3 hours, $199, valid 3 years).</w:t>
       </w:r>
       <w:r/>
     </w:p>
@@ -2853,7 +2853,7 @@
           <w:b/>
           <w:bCs/>
         </w:rPr>
-        <w:t>PCAP passing score: 70%</w:t>
+        <w:t>PCAIP passing score: 70%</w:t>
       </w:r>
       <w:r/>
     </w:p>
@@ -2863,7 +2863,7 @@
           <w:b/>
           <w:bCs/>
         </w:rPr>
-        <w:t>PCAP validity period: 3 years</w:t>
+        <w:t>PCAIP validity period: 3 years</w:t>
       </w:r>
       <w:r/>
     </w:p>
@@ -2873,7 +2873,7 @@
           <w:b/>
           <w:bCs/>
         </w:rPr>
-        <w:t>PCAP exam fee: $199 (not included in course tuition)</w:t>
+        <w:t>PCAIP exam fee: $199 (not included in course tuition)</w:t>
       </w:r>
       <w:r/>
     </w:p>
